--- a/public/dossiers/sight-capital.docx
+++ b/public/dossiers/sight-capital.docx
@@ -102,7 +102,7 @@
           <w:sz w:val="22"/>
           <w:szCs w:val="22"/>
         </w:rPr>
-        <w:t xml:space="preserve">Backs adjacent founders, sources M&amp;A, extends the ecosystem.</w:t>
+        <w:t xml:space="preserve">Backs adjacent founders, sources M&amp;A, extends the ecosystem once the balance sheet allows it.</w:t>
       </w:r>
     </w:p>
     <w:p>

--- a/public/dossiers/sight-capital.docx
+++ b/public/dossiers/sight-capital.docx
@@ -908,7 +908,7 @@
                 <w:sz w:val="20"/>
                 <w:szCs w:val="20"/>
               </w:rPr>
-              <w:t xml:space="preserve">60 M FBU</w:t>
+              <w:t xml:space="preserve">8 M FBU</w:t>
             </w:r>
           </w:p>
         </w:tc>
@@ -1030,7 +1030,7 @@
                 <w:sz w:val="20"/>
                 <w:szCs w:val="20"/>
               </w:rPr>
-              <w:t xml:space="preserve">450 M FBU</w:t>
+              <w:t xml:space="preserve">40 M FBU</w:t>
             </w:r>
           </w:p>
         </w:tc>
@@ -1152,7 +1152,7 @@
                 <w:sz w:val="20"/>
                 <w:szCs w:val="20"/>
               </w:rPr>
-              <w:t xml:space="preserve">2 Mds FBU</w:t>
+              <w:t xml:space="preserve">150 M FBU</w:t>
             </w:r>
           </w:p>
         </w:tc>
